--- a/ClawLink_Study_Case_Study.docx
+++ b/ClawLink_Study_Case_Study.docx
@@ -57,10 +57,10 @@
         <w:pStyle w:val="Date"/>
       </w:pPr>
       <w:r>
-        <w:t xml:space="preserve">2026-09-15</w:t>
-      </w:r>
-    </w:p>
-    <w:bookmarkStart w:id="47" w:name="X8c4d9f1b9372a815859e2db362d6a44408b8dd0"/>
+        <w:t xml:space="preserve">2026-09-16</w:t>
+      </w:r>
+    </w:p>
+    <w:bookmarkStart w:id="48" w:name="X8c4d9f1b9372a815859e2db362d6a44408b8dd0"/>
     <w:p>
       <w:pPr>
         <w:pStyle w:val="Heading1"/>
@@ -1407,7 +1407,7 @@
     </w:p>
     <w:bookmarkEnd w:id="34"/>
     <w:bookmarkEnd w:id="35"/>
-    <w:bookmarkStart w:id="41" w:name="Xf008beceec6d1c3a3c616f37281fffb37cae0fa"/>
+    <w:bookmarkStart w:id="42" w:name="Xf008beceec6d1c3a3c616f37281fffb37cae0fa"/>
     <w:p>
       <w:pPr>
         <w:pStyle w:val="Heading2"/>
@@ -2393,8 +2393,139 @@
       </w:r>
     </w:p>
     <w:bookmarkEnd w:id="40"/>
+    <w:bookmarkStart w:id="41" w:name="X231cc6aed6c4264d6536d5c75acda19175ac0d3"/>
+    <w:p>
+      <w:pPr>
+        <w:pStyle w:val="Heading3"/>
+      </w:pPr>
+      <w:r>
+        <w:t xml:space="preserve">5.6 Semantic-drift guard challenge</w:t>
+      </w:r>
+    </w:p>
+    <w:p>
+      <w:pPr>
+        <w:pStyle w:val="FirstParagraph"/>
+      </w:pPr>
+      <w:r>
+        <w:t xml:space="preserve">After the initial benchmark, we ran an eight-case controlled challenge to test</w:t>
+      </w:r>
+      <w:r>
+        <w:t xml:space="preserve"> </w:t>
+      </w:r>
+      <w:r>
+        <w:t xml:space="preserve">whether the worker would operationalize unregistered shorthand. Two registered</w:t>
+      </w:r>
+      <w:r>
+        <w:t xml:space="preserve"> </w:t>
+      </w:r>
+      <w:r>
+        <w:t xml:space="preserve">CLX controls were expected to return results. Six challenges used undefined</w:t>
+      </w:r>
+      <w:r>
+        <w:t xml:space="preserve"> </w:t>
+      </w:r>
+      <w:r>
+        <w:t xml:space="preserve">tokens, context-dependent metaphors, an unsupported protocol proposal, or an</w:t>
+      </w:r>
+      <w:r>
+        <w:t xml:space="preserve"> </w:t>
+      </w:r>
+      <w:r>
+        <w:t xml:space="preserve">unknown task reference; each was expected to escalate. All eight outcomes</w:t>
+      </w:r>
+      <w:r>
+        <w:t xml:space="preserve"> </w:t>
+      </w:r>
+      <w:r>
+        <w:t xml:space="preserve">matched the policy: 2/2 registered controls returned</w:t>
+      </w:r>
+      <w:r>
+        <w:t xml:space="preserve"> </w:t>
+      </w:r>
+      <w:r>
+        <w:rPr>
+          <w:rStyle w:val="VerbatimChar"/>
+        </w:rPr>
+        <w:t xml:space="preserve">RES</w:t>
+      </w:r>
+      <w:r>
+        <w:t xml:space="preserve">, and 6/6 challenges</w:t>
+      </w:r>
+      <w:r>
+        <w:t xml:space="preserve"> </w:t>
+      </w:r>
+      <w:r>
+        <w:t xml:space="preserve">returned</w:t>
+      </w:r>
+      <w:r>
+        <w:t xml:space="preserve"> </w:t>
+      </w:r>
+      <w:r>
+        <w:rPr>
+          <w:rStyle w:val="VerbatimChar"/>
+        </w:rPr>
+        <w:t xml:space="preserve">ESC</w:t>
+      </w:r>
+      <w:r>
+        <w:t xml:space="preserve">. Raw envelopes and the case-by-case table are in</w:t>
+      </w:r>
+      <w:r>
+        <w:t xml:space="preserve"> </w:t>
+      </w:r>
+      <w:r>
+        <w:rPr>
+          <w:rStyle w:val="VerbatimChar"/>
+        </w:rPr>
+        <w:t xml:space="preserve">SEMANTIC_DRIFT_EXPERIMENT.md</w:t>
+      </w:r>
+      <w:r>
+        <w:t xml:space="preserve"> </w:t>
+      </w:r>
+      <w:r>
+        <w:t xml:space="preserve">and</w:t>
+      </w:r>
+      <w:r>
+        <w:t xml:space="preserve"> </w:t>
+      </w:r>
+      <w:r>
+        <w:rPr>
+          <w:rStyle w:val="VerbatimChar"/>
+        </w:rPr>
+        <w:t xml:space="preserve">benchmark/semantic_drift_r1_results.jsonl</w:t>
+      </w:r>
+      <w:r>
+        <w:t xml:space="preserve">.</w:t>
+      </w:r>
+    </w:p>
+    <w:p>
+      <w:pPr>
+        <w:pStyle w:val="BodyText"/>
+      </w:pPr>
+      <w:r>
+        <w:t xml:space="preserve">This is a protocol-enforcement result, not a demonstration that language drift</w:t>
+      </w:r>
+      <w:r>
+        <w:t xml:space="preserve"> </w:t>
+      </w:r>
+      <w:r>
+        <w:t xml:space="preserve">cannot occur. It tests rejection after an opaque term is presented; it does not</w:t>
+      </w:r>
+      <w:r>
+        <w:t xml:space="preserve"> </w:t>
+      </w:r>
+      <w:r>
+        <w:t xml:space="preserve">simulate a long-lived, open-ended agent society or independently measure human</w:t>
+      </w:r>
+      <w:r>
+        <w:t xml:space="preserve"> </w:t>
+      </w:r>
+      <w:r>
+        <w:t xml:space="preserve">interpretability of emergent messages.</w:t>
+      </w:r>
+    </w:p>
     <w:bookmarkEnd w:id="41"/>
-    <w:bookmarkStart w:id="42" w:name="Xe60211b7362d4efd10cab3a88ad8ddec4cb4e70"/>
+    <w:bookmarkEnd w:id="42"/>
+    <w:bookmarkStart w:id="43" w:name="Xe60211b7362d4efd10cab3a88ad8ddec4cb4e70"/>
     <w:p>
       <w:pPr>
         <w:pStyle w:val="Heading2"/>
@@ -2521,8 +2652,8 @@
         <w:t xml:space="preserve">requests, but this study did not isolate the source of wall-clock latency.</w:t>
       </w:r>
     </w:p>
-    <w:bookmarkEnd w:id="42"/>
-    <w:bookmarkStart w:id="43" w:name="Xd6e2a28b540f60d683cac247f80283003c60b1c"/>
+    <w:bookmarkEnd w:id="43"/>
+    <w:bookmarkStart w:id="44" w:name="Xd6e2a28b540f60d683cac247f80283003c60b1c"/>
     <w:p>
       <w:pPr>
         <w:pStyle w:val="Heading2"/>
@@ -2726,8 +2857,8 @@
         <w:t xml:space="preserve">languages, or safety in production systems.</w:t>
       </w:r>
     </w:p>
-    <w:bookmarkEnd w:id="43"/>
-    <w:bookmarkStart w:id="44" w:name="Xe915d86a424fef6101035b94472b51b7f6a2de4"/>
+    <w:bookmarkEnd w:id="44"/>
+    <w:bookmarkStart w:id="45" w:name="Xe915d86a424fef6101035b94472b51b7f6a2de4"/>
     <w:p>
       <w:pPr>
         <w:pStyle w:val="Heading2"/>
@@ -2880,8 +3011,8 @@
         <w:t xml:space="preserve">hashes, and all deviations from protocol.</w:t>
       </w:r>
     </w:p>
-    <w:bookmarkEnd w:id="44"/>
-    <w:bookmarkStart w:id="45" w:name="X36bdb020745c5090fe5cc5ab42e731c591e4e8e"/>
+    <w:bookmarkEnd w:id="45"/>
+    <w:bookmarkStart w:id="46" w:name="X36bdb020745c5090fe5cc5ab42e731c591e4e8e"/>
     <w:p>
       <w:pPr>
         <w:pStyle w:val="Heading2"/>
@@ -3203,6 +3334,93 @@
               <w:rPr>
                 <w:rStyle w:val="VerbatimChar"/>
               </w:rPr>
+              <w:t xml:space="preserve">benchmark/semantic_drift_r1_results.jsonl</w:t>
+            </w:r>
+          </w:p>
+        </w:tc>
+        <w:tc>
+          <w:tcPr/>
+          <w:p>
+            <w:pPr>
+              <w:pStyle w:val="Compact"/>
+              <w:jc w:val="left"/>
+            </w:pPr>
+            <w:r>
+              <w:t xml:space="preserve">Controlled semantic-drift guard records.</w:t>
+            </w:r>
+          </w:p>
+        </w:tc>
+      </w:tr>
+      <w:tr>
+        <w:tc>
+          <w:tcPr/>
+          <w:p>
+            <w:pPr>
+              <w:pStyle w:val="Compact"/>
+              <w:jc w:val="left"/>
+            </w:pPr>
+            <w:r>
+              <w:rPr>
+                <w:rStyle w:val="VerbatimChar"/>
+              </w:rPr>
+              <w:t xml:space="preserve">benchmark/semantic_drift_r1_summary.json</w:t>
+            </w:r>
+          </w:p>
+        </w:tc>
+        <w:tc>
+          <w:tcPr/>
+          <w:p>
+            <w:pPr>
+              <w:pStyle w:val="Compact"/>
+              <w:jc w:val="left"/>
+            </w:pPr>
+            <w:r>
+              <w:t xml:space="preserve">Semantic-drift challenge summary.</w:t>
+            </w:r>
+          </w:p>
+        </w:tc>
+      </w:tr>
+      <w:tr>
+        <w:tc>
+          <w:tcPr/>
+          <w:p>
+            <w:pPr>
+              <w:pStyle w:val="Compact"/>
+              <w:jc w:val="left"/>
+            </w:pPr>
+            <w:r>
+              <w:rPr>
+                <w:rStyle w:val="VerbatimChar"/>
+              </w:rPr>
+              <w:t xml:space="preserve">SEMANTIC_DRIFT_EXPERIMENT.md</w:t>
+            </w:r>
+          </w:p>
+        </w:tc>
+        <w:tc>
+          <w:tcPr/>
+          <w:p>
+            <w:pPr>
+              <w:pStyle w:val="Compact"/>
+              <w:jc w:val="left"/>
+            </w:pPr>
+            <w:r>
+              <w:t xml:space="preserve">Drift challenge method, outcomes, and limits.</w:t>
+            </w:r>
+          </w:p>
+        </w:tc>
+      </w:tr>
+      <w:tr>
+        <w:tc>
+          <w:tcPr/>
+          <w:p>
+            <w:pPr>
+              <w:pStyle w:val="Compact"/>
+              <w:jc w:val="left"/>
+            </w:pPr>
+            <w:r>
+              <w:rPr>
+                <w:rStyle w:val="VerbatimChar"/>
+              </w:rPr>
               <w:t xml:space="preserve">benchmark/clx21_full_results_v1_checkpoint_guard_bug.jsonl</w:t>
             </w:r>
           </w:p>
@@ -3398,8 +3616,8 @@
         <w:t xml:space="preserve">.</w:t>
       </w:r>
     </w:p>
-    <w:bookmarkEnd w:id="45"/>
-    <w:bookmarkStart w:id="46" w:name="Xc72408c88f6aa3f318e9c4f077d22b48a39071f"/>
+    <w:bookmarkEnd w:id="46"/>
+    <w:bookmarkStart w:id="47" w:name="Xc72408c88f6aa3f318e9c4f077d22b48a39071f"/>
     <w:p>
       <w:pPr>
         <w:pStyle w:val="Heading2"/>
@@ -3470,8 +3688,8 @@
         <w:t xml:space="preserve">fault injection across transport and protocol versions.</w:t>
       </w:r>
     </w:p>
-    <w:bookmarkEnd w:id="46"/>
     <w:bookmarkEnd w:id="47"/>
+    <w:bookmarkEnd w:id="48"/>
     <w:sectPr/>
   </w:body>
 </w:document>
